--- a/public/templates/DOC-8.docx
+++ b/public/templates/DOC-8.docx
@@ -2007,7 +2007,7 @@
                 <w:sz w:val="24"/>
                 <w:szCs w:val="24"/>
               </w:rPr>
-              <w:t>：_____________</w:t>
+              <w:t>：{analysis_deadline_roc}</w:t>
             </w:r>
           </w:p>
           <w:p>
@@ -2042,7 +2042,7 @@
                 <w:sz w:val="24"/>
                 <w:szCs w:val="24"/>
               </w:rPr>
-              <w:t>：{analysis_deadline_roc}</w:t>
+              <w:t>：{retention_deadline_roc}</w:t>
             </w:r>
             <w:r>
               <w:rPr>
@@ -5755,7 +5755,7 @@
                 <w:sz w:val="24"/>
                 <w:szCs w:val="24"/>
               </w:rPr>
-              <w:t>：{retention_deadline_roc}</w:t>
+              <w:t>：{cross_link_db_name}</w:t>
             </w:r>
             <w:r>
               <w:rPr>

--- a/public/templates/DOC-8.docx
+++ b/public/templates/DOC-8.docx
@@ -1089,7 +1089,7 @@
                 <w:sz w:val="24"/>
                 <w:szCs w:val="24"/>
               </w:rPr>
-              <w:t>________________________________________</w:t>
+              <w:t>{purpose_other_detail}</w:t>
             </w:r>
           </w:p>
         </w:tc>
@@ -1750,6 +1750,9 @@
                 <w:szCs w:val="24"/>
               </w:rPr>
             </w:pPr>
+            <w:r>
+              <w:t>{db_usage_scope}</w:t>
+            </w:r>
           </w:p>
           <w:p>
             <w:pPr>
@@ -3467,6 +3470,9 @@
                 <w:szCs w:val="24"/>
               </w:rPr>
             </w:pPr>
+            <w:r>
+              <w:t xml:space="preserve">{apply_system_text}</w:t>
+            </w:r>
           </w:p>
         </w:tc>
         <w:tc>
@@ -3554,6 +3560,9 @@
                 <w:szCs w:val="24"/>
               </w:rPr>
             </w:pPr>
+            <w:r>
+              <w:t xml:space="preserve">{apply_condition}</w:t>
+            </w:r>
           </w:p>
         </w:tc>
         <w:tc>
@@ -3623,6 +3632,9 @@
                 <w:szCs w:val="24"/>
               </w:rPr>
             </w:pPr>
+            <w:r>
+              <w:t xml:space="preserve">{apply_year_text}</w:t>
+            </w:r>
           </w:p>
         </w:tc>
       </w:tr>
@@ -3810,7 +3822,7 @@
                 <w:sz w:val="24"/>
                 <w:szCs w:val="24"/>
               </w:rPr>
-              <w:t>1</w:t>
+              <w:t xml:space="preserve">{#data_field_rows}{field_index}</w:t>
             </w:r>
           </w:p>
         </w:tc>
@@ -3842,6 +3854,9 @@
                 <w:szCs w:val="24"/>
               </w:rPr>
             </w:pPr>
+            <w:r>
+              <w:t xml:space="preserve">{field_name}</w:t>
+            </w:r>
           </w:p>
         </w:tc>
         <w:tc>
@@ -3873,230 +3888,9 @@
                 <w:szCs w:val="24"/>
               </w:rPr>
             </w:pPr>
-          </w:p>
-        </w:tc>
-      </w:tr>
-      <w:tr>
-        <w:trPr>
-          <w:trHeight w:val="480"/>
-          <w:jc w:val="center"/>
-        </w:trPr>
-        <w:tc>
-          <w:tcPr>
-            <w:tcW w:w="1408" w:type="dxa"/>
-            <w:tcBorders>
-              <w:top w:val="dotted" w:sz="4" w:space="0" w:color="000000"/>
-              <w:left w:val="single" w:sz="8" w:space="0" w:color="000000"/>
-              <w:bottom w:val="dotted" w:sz="4" w:space="0" w:color="000000"/>
-              <w:right w:val="dotted" w:sz="4" w:space="0" w:color="000000"/>
-            </w:tcBorders>
-            <w:tcMar>
-              <w:top w:w="100" w:type="dxa"/>
-              <w:left w:w="100" w:type="dxa"/>
-              <w:bottom w:w="100" w:type="dxa"/>
-              <w:right w:w="100" w:type="dxa"/>
-            </w:tcMar>
-            <w:vAlign w:val="center"/>
-          </w:tcPr>
-          <w:p>
-            <w:pPr>
-              <w:widowControl w:val="0"/>
-              <w:pBdr>
-                <w:top w:val="nil"/>
-                <w:left w:val="nil"/>
-                <w:bottom w:val="nil"/>
-                <w:right w:val="nil"/>
-                <w:between w:val="nil"/>
-              </w:pBdr>
-              <w:spacing w:line="240" w:lineRule="auto"/>
-              <w:jc w:val="center"/>
-              <w:rPr>
-                <w:rFonts w:ascii="DFKai-SB" w:eastAsia="DFKai-SB" w:hAnsi="DFKai-SB" w:cs="Times New Roman"/>
-                <w:sz w:val="24"/>
-                <w:szCs w:val="24"/>
-              </w:rPr>
-            </w:pPr>
-            <w:r>
-              <w:rPr>
-                <w:rFonts w:ascii="DFKai-SB" w:eastAsia="DFKai-SB" w:hAnsi="DFKai-SB" w:cs="Times New Roman"/>
-                <w:sz w:val="24"/>
-                <w:szCs w:val="24"/>
-              </w:rPr>
-              <w:t>2</w:t>
-            </w:r>
-          </w:p>
-        </w:tc>
-        <w:tc>
-          <w:tcPr>
-            <w:tcW w:w="1843" w:type="dxa"/>
-            <w:tcBorders>
-              <w:top w:val="dotted" w:sz="4" w:space="0" w:color="000000"/>
-              <w:left w:val="dotted" w:sz="4" w:space="0" w:color="000000"/>
-              <w:bottom w:val="dotted" w:sz="4" w:space="0" w:color="000000"/>
-              <w:right w:val="dotted" w:sz="4" w:space="0" w:color="000000"/>
-            </w:tcBorders>
-            <w:vAlign w:val="center"/>
-          </w:tcPr>
-          <w:p>
-            <w:pPr>
-              <w:widowControl w:val="0"/>
-              <w:pBdr>
-                <w:top w:val="nil"/>
-                <w:left w:val="nil"/>
-                <w:bottom w:val="nil"/>
-                <w:right w:val="nil"/>
-                <w:between w:val="nil"/>
-              </w:pBdr>
-              <w:spacing w:line="240" w:lineRule="auto"/>
-              <w:rPr>
-                <w:rFonts w:ascii="DFKai-SB" w:eastAsia="DFKai-SB" w:hAnsi="DFKai-SB" w:cs="Times New Roman"/>
-                <w:sz w:val="24"/>
-                <w:szCs w:val="24"/>
-              </w:rPr>
-            </w:pPr>
-          </w:p>
-        </w:tc>
-        <w:tc>
-          <w:tcPr>
-            <w:tcW w:w="6649" w:type="dxa"/>
-            <w:gridSpan w:val="4"/>
-            <w:tcBorders>
-              <w:top w:val="dotted" w:sz="4" w:space="0" w:color="000000"/>
-              <w:left w:val="dotted" w:sz="4" w:space="0" w:color="000000"/>
-              <w:bottom w:val="dotted" w:sz="4" w:space="0" w:color="000000"/>
-              <w:right w:val="single" w:sz="8" w:space="0" w:color="000000"/>
-            </w:tcBorders>
-            <w:vAlign w:val="center"/>
-          </w:tcPr>
-          <w:p>
-            <w:pPr>
-              <w:widowControl w:val="0"/>
-              <w:pBdr>
-                <w:top w:val="nil"/>
-                <w:left w:val="nil"/>
-                <w:bottom w:val="nil"/>
-                <w:right w:val="nil"/>
-                <w:between w:val="nil"/>
-              </w:pBdr>
-              <w:spacing w:line="240" w:lineRule="auto"/>
-              <w:rPr>
-                <w:rFonts w:ascii="DFKai-SB" w:eastAsia="DFKai-SB" w:hAnsi="DFKai-SB" w:cs="Times New Roman"/>
-                <w:sz w:val="24"/>
-                <w:szCs w:val="24"/>
-              </w:rPr>
-            </w:pPr>
-          </w:p>
-        </w:tc>
-      </w:tr>
-      <w:tr>
-        <w:trPr>
-          <w:trHeight w:val="480"/>
-          <w:jc w:val="center"/>
-        </w:trPr>
-        <w:tc>
-          <w:tcPr>
-            <w:tcW w:w="1408" w:type="dxa"/>
-            <w:tcBorders>
-              <w:top w:val="dotted" w:sz="4" w:space="0" w:color="000000"/>
-              <w:left w:val="single" w:sz="8" w:space="0" w:color="000000"/>
-              <w:bottom w:val="single" w:sz="8" w:space="0" w:color="000000"/>
-              <w:right w:val="dotted" w:sz="4" w:space="0" w:color="000000"/>
-            </w:tcBorders>
-            <w:tcMar>
-              <w:top w:w="100" w:type="dxa"/>
-              <w:left w:w="100" w:type="dxa"/>
-              <w:bottom w:w="100" w:type="dxa"/>
-              <w:right w:w="100" w:type="dxa"/>
-            </w:tcMar>
-            <w:vAlign w:val="center"/>
-          </w:tcPr>
-          <w:p>
-            <w:pPr>
-              <w:widowControl w:val="0"/>
-              <w:pBdr>
-                <w:top w:val="nil"/>
-                <w:left w:val="nil"/>
-                <w:bottom w:val="nil"/>
-                <w:right w:val="nil"/>
-                <w:between w:val="nil"/>
-              </w:pBdr>
-              <w:spacing w:line="240" w:lineRule="auto"/>
-              <w:jc w:val="center"/>
-              <w:rPr>
-                <w:rFonts w:ascii="DFKai-SB" w:eastAsia="DFKai-SB" w:hAnsi="DFKai-SB" w:cs="Times New Roman"/>
-                <w:sz w:val="24"/>
-                <w:szCs w:val="24"/>
-              </w:rPr>
-            </w:pPr>
-            <w:r>
-              <w:rPr>
-                <w:rFonts w:ascii="DFKai-SB" w:eastAsia="DFKai-SB" w:hAnsi="DFKai-SB" w:cs="Times New Roman"/>
-                <w:sz w:val="24"/>
-                <w:szCs w:val="24"/>
-              </w:rPr>
-              <w:t>3</w:t>
-            </w:r>
-          </w:p>
-        </w:tc>
-        <w:tc>
-          <w:tcPr>
-            <w:tcW w:w="1843" w:type="dxa"/>
-            <w:tcBorders>
-              <w:top w:val="dotted" w:sz="4" w:space="0" w:color="000000"/>
-              <w:left w:val="dotted" w:sz="4" w:space="0" w:color="000000"/>
-              <w:bottom w:val="single" w:sz="8" w:space="0" w:color="000000"/>
-              <w:right w:val="dotted" w:sz="4" w:space="0" w:color="000000"/>
-            </w:tcBorders>
-            <w:vAlign w:val="center"/>
-          </w:tcPr>
-          <w:p>
-            <w:pPr>
-              <w:widowControl w:val="0"/>
-              <w:pBdr>
-                <w:top w:val="nil"/>
-                <w:left w:val="nil"/>
-                <w:bottom w:val="nil"/>
-                <w:right w:val="nil"/>
-                <w:between w:val="nil"/>
-              </w:pBdr>
-              <w:spacing w:line="240" w:lineRule="auto"/>
-              <w:rPr>
-                <w:rFonts w:ascii="DFKai-SB" w:eastAsia="DFKai-SB" w:hAnsi="DFKai-SB" w:cs="Times New Roman"/>
-                <w:sz w:val="24"/>
-                <w:szCs w:val="24"/>
-              </w:rPr>
-            </w:pPr>
-          </w:p>
-        </w:tc>
-        <w:tc>
-          <w:tcPr>
-            <w:tcW w:w="6649" w:type="dxa"/>
-            <w:gridSpan w:val="4"/>
-            <w:tcBorders>
-              <w:top w:val="dotted" w:sz="4" w:space="0" w:color="000000"/>
-              <w:left w:val="dotted" w:sz="4" w:space="0" w:color="000000"/>
-              <w:bottom w:val="single" w:sz="8" w:space="0" w:color="000000"/>
-              <w:right w:val="single" w:sz="8" w:space="0" w:color="000000"/>
-            </w:tcBorders>
-            <w:vAlign w:val="center"/>
-          </w:tcPr>
-          <w:p>
-            <w:pPr>
-              <w:widowControl w:val="0"/>
-              <w:pBdr>
-                <w:top w:val="nil"/>
-                <w:left w:val="nil"/>
-                <w:bottom w:val="nil"/>
-                <w:right w:val="nil"/>
-                <w:between w:val="nil"/>
-              </w:pBdr>
-              <w:spacing w:line="240" w:lineRule="auto"/>
-              <w:rPr>
-                <w:rFonts w:ascii="DFKai-SB" w:eastAsia="DFKai-SB" w:hAnsi="DFKai-SB" w:cs="Times New Roman"/>
-                <w:sz w:val="24"/>
-                <w:szCs w:val="24"/>
-              </w:rPr>
-            </w:pPr>
+            <w:r>
+              <w:t xml:space="preserve">{apply_purpose_text}{/data_field_rows}</w:t>
+            </w:r>
           </w:p>
         </w:tc>
       </w:tr>

--- a/public/templates/DOC-8.docx
+++ b/public/templates/DOC-8.docx
@@ -1921,6 +1921,9 @@
                 <w:szCs w:val="24"/>
               </w:rPr>
             </w:pPr>
+            <w:r>
+              <w:t>{execution_period_text}</w:t>
+            </w:r>
           </w:p>
         </w:tc>
       </w:tr>
@@ -2936,6 +2939,9 @@
                 <w:szCs w:val="24"/>
               </w:rPr>
             </w:pPr>
+            <w:r>
+              <w:t xml:space="preserve">{#db_personnel}{name_zh}</w:t>
+            </w:r>
           </w:p>
         </w:tc>
         <w:tc>
@@ -2958,6 +2964,9 @@
                 <w:szCs w:val="24"/>
               </w:rPr>
             </w:pPr>
+            <w:r>
+              <w:t xml:space="preserve">{unit}</w:t>
+            </w:r>
           </w:p>
         </w:tc>
         <w:tc>
@@ -2980,6 +2989,9 @@
                 <w:szCs w:val="24"/>
               </w:rPr>
             </w:pPr>
+            <w:r>
+              <w:t xml:space="preserve">{title}</w:t>
+            </w:r>
           </w:p>
         </w:tc>
         <w:tc>
@@ -3002,276 +3014,9 @@
                 <w:szCs w:val="24"/>
               </w:rPr>
             </w:pPr>
-          </w:p>
-        </w:tc>
-      </w:tr>
-      <w:tr>
-        <w:tc>
-          <w:tcPr>
-            <w:tcW w:w="2850" w:type="dxa"/>
-            <w:tcMar>
-              <w:top w:w="100" w:type="dxa"/>
-              <w:left w:w="100" w:type="dxa"/>
-              <w:bottom w:w="100" w:type="dxa"/>
-              <w:right w:w="100" w:type="dxa"/>
-            </w:tcMar>
-          </w:tcPr>
-          <w:p>
-            <w:pPr>
-              <w:widowControl w:val="0"/>
-              <w:spacing w:line="240" w:lineRule="auto"/>
-              <w:rPr>
-                <w:rFonts w:ascii="DFKai-SB" w:eastAsia="DFKai-SB" w:hAnsi="DFKai-SB" w:cs="Times New Roman"/>
-                <w:sz w:val="24"/>
-                <w:szCs w:val="24"/>
-              </w:rPr>
-            </w:pPr>
-          </w:p>
-        </w:tc>
-        <w:tc>
-          <w:tcPr>
-            <w:tcW w:w="2070" w:type="dxa"/>
-            <w:tcMar>
-              <w:top w:w="100" w:type="dxa"/>
-              <w:left w:w="100" w:type="dxa"/>
-              <w:bottom w:w="100" w:type="dxa"/>
-              <w:right w:w="100" w:type="dxa"/>
-            </w:tcMar>
-          </w:tcPr>
-          <w:p>
-            <w:pPr>
-              <w:widowControl w:val="0"/>
-              <w:spacing w:line="240" w:lineRule="auto"/>
-              <w:rPr>
-                <w:rFonts w:ascii="DFKai-SB" w:eastAsia="DFKai-SB" w:hAnsi="DFKai-SB" w:cs="Times New Roman"/>
-                <w:sz w:val="24"/>
-                <w:szCs w:val="24"/>
-              </w:rPr>
-            </w:pPr>
-          </w:p>
-        </w:tc>
-        <w:tc>
-          <w:tcPr>
-            <w:tcW w:w="2460" w:type="dxa"/>
-            <w:tcMar>
-              <w:top w:w="100" w:type="dxa"/>
-              <w:left w:w="100" w:type="dxa"/>
-              <w:bottom w:w="100" w:type="dxa"/>
-              <w:right w:w="100" w:type="dxa"/>
-            </w:tcMar>
-          </w:tcPr>
-          <w:p>
-            <w:pPr>
-              <w:widowControl w:val="0"/>
-              <w:spacing w:line="240" w:lineRule="auto"/>
-              <w:rPr>
-                <w:rFonts w:ascii="DFKai-SB" w:eastAsia="DFKai-SB" w:hAnsi="DFKai-SB" w:cs="Times New Roman"/>
-                <w:sz w:val="24"/>
-                <w:szCs w:val="24"/>
-              </w:rPr>
-            </w:pPr>
-          </w:p>
-        </w:tc>
-        <w:tc>
-          <w:tcPr>
-            <w:tcW w:w="2460" w:type="dxa"/>
-            <w:tcMar>
-              <w:top w:w="100" w:type="dxa"/>
-              <w:left w:w="100" w:type="dxa"/>
-              <w:bottom w:w="100" w:type="dxa"/>
-              <w:right w:w="100" w:type="dxa"/>
-            </w:tcMar>
-          </w:tcPr>
-          <w:p>
-            <w:pPr>
-              <w:widowControl w:val="0"/>
-              <w:spacing w:line="240" w:lineRule="auto"/>
-              <w:rPr>
-                <w:rFonts w:ascii="DFKai-SB" w:eastAsia="DFKai-SB" w:hAnsi="DFKai-SB" w:cs="Times New Roman"/>
-                <w:sz w:val="24"/>
-                <w:szCs w:val="24"/>
-              </w:rPr>
-            </w:pPr>
-          </w:p>
-        </w:tc>
-      </w:tr>
-      <w:tr>
-        <w:tc>
-          <w:tcPr>
-            <w:tcW w:w="2850" w:type="dxa"/>
-            <w:tcMar>
-              <w:top w:w="100" w:type="dxa"/>
-              <w:left w:w="100" w:type="dxa"/>
-              <w:bottom w:w="100" w:type="dxa"/>
-              <w:right w:w="100" w:type="dxa"/>
-            </w:tcMar>
-          </w:tcPr>
-          <w:p>
-            <w:pPr>
-              <w:widowControl w:val="0"/>
-              <w:spacing w:line="240" w:lineRule="auto"/>
-              <w:rPr>
-                <w:rFonts w:ascii="DFKai-SB" w:eastAsia="DFKai-SB" w:hAnsi="DFKai-SB" w:cs="Times New Roman"/>
-                <w:sz w:val="24"/>
-                <w:szCs w:val="24"/>
-              </w:rPr>
-            </w:pPr>
-          </w:p>
-        </w:tc>
-        <w:tc>
-          <w:tcPr>
-            <w:tcW w:w="2070" w:type="dxa"/>
-            <w:tcMar>
-              <w:top w:w="100" w:type="dxa"/>
-              <w:left w:w="100" w:type="dxa"/>
-              <w:bottom w:w="100" w:type="dxa"/>
-              <w:right w:w="100" w:type="dxa"/>
-            </w:tcMar>
-          </w:tcPr>
-          <w:p>
-            <w:pPr>
-              <w:widowControl w:val="0"/>
-              <w:spacing w:line="240" w:lineRule="auto"/>
-              <w:rPr>
-                <w:rFonts w:ascii="DFKai-SB" w:eastAsia="DFKai-SB" w:hAnsi="DFKai-SB" w:cs="Times New Roman"/>
-                <w:sz w:val="24"/>
-                <w:szCs w:val="24"/>
-              </w:rPr>
-            </w:pPr>
-          </w:p>
-        </w:tc>
-        <w:tc>
-          <w:tcPr>
-            <w:tcW w:w="2460" w:type="dxa"/>
-            <w:tcMar>
-              <w:top w:w="100" w:type="dxa"/>
-              <w:left w:w="100" w:type="dxa"/>
-              <w:bottom w:w="100" w:type="dxa"/>
-              <w:right w:w="100" w:type="dxa"/>
-            </w:tcMar>
-          </w:tcPr>
-          <w:p>
-            <w:pPr>
-              <w:widowControl w:val="0"/>
-              <w:spacing w:line="240" w:lineRule="auto"/>
-              <w:rPr>
-                <w:rFonts w:ascii="DFKai-SB" w:eastAsia="DFKai-SB" w:hAnsi="DFKai-SB" w:cs="Times New Roman"/>
-                <w:sz w:val="24"/>
-                <w:szCs w:val="24"/>
-              </w:rPr>
-            </w:pPr>
-          </w:p>
-        </w:tc>
-        <w:tc>
-          <w:tcPr>
-            <w:tcW w:w="2460" w:type="dxa"/>
-            <w:tcMar>
-              <w:top w:w="100" w:type="dxa"/>
-              <w:left w:w="100" w:type="dxa"/>
-              <w:bottom w:w="100" w:type="dxa"/>
-              <w:right w:w="100" w:type="dxa"/>
-            </w:tcMar>
-          </w:tcPr>
-          <w:p>
-            <w:pPr>
-              <w:widowControl w:val="0"/>
-              <w:spacing w:line="240" w:lineRule="auto"/>
-              <w:rPr>
-                <w:rFonts w:ascii="DFKai-SB" w:eastAsia="DFKai-SB" w:hAnsi="DFKai-SB" w:cs="Times New Roman"/>
-                <w:sz w:val="24"/>
-                <w:szCs w:val="24"/>
-              </w:rPr>
-            </w:pPr>
-          </w:p>
-        </w:tc>
-      </w:tr>
-      <w:tr>
-        <w:tc>
-          <w:tcPr>
-            <w:tcW w:w="2850" w:type="dxa"/>
-            <w:tcMar>
-              <w:top w:w="100" w:type="dxa"/>
-              <w:left w:w="100" w:type="dxa"/>
-              <w:bottom w:w="100" w:type="dxa"/>
-              <w:right w:w="100" w:type="dxa"/>
-            </w:tcMar>
-          </w:tcPr>
-          <w:p>
-            <w:pPr>
-              <w:widowControl w:val="0"/>
-              <w:spacing w:line="240" w:lineRule="auto"/>
-              <w:rPr>
-                <w:rFonts w:ascii="DFKai-SB" w:eastAsia="DFKai-SB" w:hAnsi="DFKai-SB" w:cs="Times New Roman"/>
-                <w:sz w:val="24"/>
-                <w:szCs w:val="24"/>
-              </w:rPr>
-            </w:pPr>
-          </w:p>
-        </w:tc>
-        <w:tc>
-          <w:tcPr>
-            <w:tcW w:w="2070" w:type="dxa"/>
-            <w:tcMar>
-              <w:top w:w="100" w:type="dxa"/>
-              <w:left w:w="100" w:type="dxa"/>
-              <w:bottom w:w="100" w:type="dxa"/>
-              <w:right w:w="100" w:type="dxa"/>
-            </w:tcMar>
-          </w:tcPr>
-          <w:p>
-            <w:pPr>
-              <w:widowControl w:val="0"/>
-              <w:spacing w:line="240" w:lineRule="auto"/>
-              <w:rPr>
-                <w:rFonts w:ascii="DFKai-SB" w:eastAsia="DFKai-SB" w:hAnsi="DFKai-SB" w:cs="Times New Roman"/>
-                <w:sz w:val="24"/>
-                <w:szCs w:val="24"/>
-              </w:rPr>
-            </w:pPr>
-          </w:p>
-        </w:tc>
-        <w:tc>
-          <w:tcPr>
-            <w:tcW w:w="2460" w:type="dxa"/>
-            <w:tcMar>
-              <w:top w:w="100" w:type="dxa"/>
-              <w:left w:w="100" w:type="dxa"/>
-              <w:bottom w:w="100" w:type="dxa"/>
-              <w:right w:w="100" w:type="dxa"/>
-            </w:tcMar>
-          </w:tcPr>
-          <w:p>
-            <w:pPr>
-              <w:widowControl w:val="0"/>
-              <w:spacing w:line="240" w:lineRule="auto"/>
-              <w:rPr>
-                <w:rFonts w:ascii="DFKai-SB" w:eastAsia="DFKai-SB" w:hAnsi="DFKai-SB" w:cs="Times New Roman"/>
-                <w:sz w:val="24"/>
-                <w:szCs w:val="24"/>
-              </w:rPr>
-            </w:pPr>
-          </w:p>
-        </w:tc>
-        <w:tc>
-          <w:tcPr>
-            <w:tcW w:w="2460" w:type="dxa"/>
-            <w:tcMar>
-              <w:top w:w="100" w:type="dxa"/>
-              <w:left w:w="100" w:type="dxa"/>
-              <w:bottom w:w="100" w:type="dxa"/>
-              <w:right w:w="100" w:type="dxa"/>
-            </w:tcMar>
-          </w:tcPr>
-          <w:p>
-            <w:pPr>
-              <w:widowControl w:val="0"/>
-              <w:spacing w:line="240" w:lineRule="auto"/>
-              <w:rPr>
-                <w:rFonts w:ascii="DFKai-SB" w:eastAsia="DFKai-SB" w:hAnsi="DFKai-SB" w:cs="Times New Roman"/>
-                <w:sz w:val="24"/>
-                <w:szCs w:val="24"/>
-              </w:rPr>
-            </w:pPr>
+            <w:r>
+              <w:t xml:space="preserve">{phone}{/db_personnel}</w:t>
+            </w:r>
           </w:p>
         </w:tc>
       </w:tr>
@@ -3600,7 +3345,7 @@
                 <w:sz w:val="24"/>
                 <w:szCs w:val="24"/>
               </w:rPr>
-              <w:t>申請年度</w:t>
+              <w:t>資料期間</w:t>
             </w:r>
           </w:p>
         </w:tc>
@@ -3889,7 +3634,7 @@
               </w:rPr>
             </w:pPr>
             <w:r>
-              <w:t xml:space="preserve">{apply_purpose_text}{/data_field_rows}</w:t>
+              <w:t xml:space="preserve">{apply_purpose}{/data_field_rows}</w:t>
             </w:r>
           </w:p>
         </w:tc>
@@ -3999,6 +3744,9 @@
                 <w:szCs w:val="24"/>
               </w:rPr>
             </w:pPr>
+            <w:r>
+              <w:t xml:space="preserve">{apply_system_text_2}</w:t>
+            </w:r>
           </w:p>
         </w:tc>
         <w:tc>
@@ -4086,6 +3834,9 @@
                 <w:szCs w:val="24"/>
               </w:rPr>
             </w:pPr>
+            <w:r>
+              <w:t xml:space="preserve">{apply_condition_2}</w:t>
+            </w:r>
           </w:p>
         </w:tc>
         <w:tc>
@@ -4123,7 +3874,7 @@
                 <w:sz w:val="24"/>
                 <w:szCs w:val="24"/>
               </w:rPr>
-              <w:t>申請年度</w:t>
+              <w:t>資料期間</w:t>
             </w:r>
           </w:p>
         </w:tc>
@@ -4155,6 +3906,9 @@
                 <w:szCs w:val="24"/>
               </w:rPr>
             </w:pPr>
+            <w:r>
+              <w:t xml:space="preserve">{apply_year_text_2}</w:t>
+            </w:r>
           </w:p>
         </w:tc>
       </w:tr>
@@ -4342,7 +4096,7 @@
                 <w:sz w:val="24"/>
                 <w:szCs w:val="24"/>
               </w:rPr>
-              <w:t>1</w:t>
+              <w:t xml:space="preserve">{#data_field_rows_2}{field_index}</w:t>
             </w:r>
           </w:p>
         </w:tc>
@@ -4374,6 +4128,9 @@
                 <w:szCs w:val="24"/>
               </w:rPr>
             </w:pPr>
+            <w:r>
+              <w:t xml:space="preserve">{field_name}</w:t>
+            </w:r>
           </w:p>
         </w:tc>
         <w:tc>
@@ -4405,6 +4162,282 @@
                 <w:szCs w:val="24"/>
               </w:rPr>
             </w:pPr>
+            <w:r>
+              <w:t xml:space="preserve">{apply_purpose}{/data_field_rows_2}</w:t>
+            </w:r>
+          </w:p>
+        </w:tc>
+      </w:tr>
+      <w:tr>
+        <w:trPr>
+          <w:trHeight w:val="480"/>
+          <w:jc w:val="center"/>
+        </w:trPr>
+        <w:tc>
+          <w:tcPr>
+            <w:tcW w:w="1408" w:type="dxa"/>
+            <w:tcBorders>
+              <w:top w:val="single" w:sz="8" w:space="0" w:color="000000"/>
+              <w:left w:val="single" w:sz="8" w:space="0" w:color="000000"/>
+              <w:bottom w:val="dotted" w:sz="4" w:space="0" w:color="000000"/>
+              <w:right w:val="dotted" w:sz="4" w:space="0" w:color="000000"/>
+            </w:tcBorders>
+            <w:tcMar>
+              <w:top w:w="100" w:type="dxa"/>
+              <w:left w:w="100" w:type="dxa"/>
+              <w:bottom w:w="100" w:type="dxa"/>
+              <w:right w:w="100" w:type="dxa"/>
+            </w:tcMar>
+            <w:vAlign w:val="center"/>
+          </w:tcPr>
+          <w:p>
+            <w:pPr>
+              <w:widowControl w:val="0"/>
+              <w:pBdr>
+                <w:top w:val="nil"/>
+                <w:left w:val="nil"/>
+                <w:bottom w:val="nil"/>
+                <w:right w:val="nil"/>
+                <w:between w:val="nil"/>
+              </w:pBdr>
+              <w:spacing w:line="240" w:lineRule="auto"/>
+              <w:jc w:val="center"/>
+              <w:rPr>
+                <w:rFonts w:ascii="DFKai-SB" w:eastAsia="DFKai-SB" w:hAnsi="DFKai-SB" w:cs="Times New Roman"/>
+                <w:sz w:val="24"/>
+                <w:szCs w:val="24"/>
+              </w:rPr>
+            </w:pPr>
+            <w:r>
+              <w:rPr>
+                <w:rFonts w:ascii="DFKai-SB" w:eastAsia="DFKai-SB" w:hAnsi="DFKai-SB" w:cs="Times New Roman"/>
+                <w:sz w:val="24"/>
+                <w:szCs w:val="24"/>
+              </w:rPr>
+              <w:t>申請系統</w:t>
+            </w:r>
+          </w:p>
+          <w:p>
+            <w:pPr>
+              <w:widowControl w:val="0"/>
+              <w:pBdr>
+                <w:top w:val="nil"/>
+                <w:left w:val="nil"/>
+                <w:bottom w:val="nil"/>
+                <w:right w:val="nil"/>
+                <w:between w:val="nil"/>
+              </w:pBdr>
+              <w:spacing w:line="240" w:lineRule="auto"/>
+              <w:jc w:val="center"/>
+              <w:rPr>
+                <w:rFonts w:ascii="DFKai-SB" w:eastAsia="DFKai-SB" w:hAnsi="DFKai-SB" w:cs="Times New Roman"/>
+                <w:sz w:val="24"/>
+                <w:szCs w:val="24"/>
+              </w:rPr>
+            </w:pPr>
+            <w:r>
+              <w:rPr>
+                <w:rFonts w:ascii="DFKai-SB" w:eastAsia="DFKai-SB" w:hAnsi="DFKai-SB" w:cs="Times New Roman"/>
+                <w:sz w:val="24"/>
+                <w:szCs w:val="24"/>
+              </w:rPr>
+              <w:t>名稱</w:t>
+            </w:r>
+          </w:p>
+        </w:tc>
+        <w:tc>
+          <w:tcPr>
+            <w:tcW w:w="1843" w:type="dxa"/>
+            <w:tcBorders>
+              <w:top w:val="single" w:sz="8" w:space="0" w:color="000000"/>
+              <w:left w:val="dotted" w:sz="4" w:space="0" w:color="000000"/>
+              <w:bottom w:val="dotted" w:sz="4" w:space="0" w:color="000000"/>
+              <w:right w:val="dotted" w:sz="4" w:space="0" w:color="000000"/>
+            </w:tcBorders>
+            <w:vAlign w:val="center"/>
+          </w:tcPr>
+          <w:p>
+            <w:pPr>
+              <w:widowControl w:val="0"/>
+              <w:pBdr>
+                <w:top w:val="nil"/>
+                <w:left w:val="nil"/>
+                <w:bottom w:val="nil"/>
+                <w:right w:val="nil"/>
+                <w:between w:val="nil"/>
+              </w:pBdr>
+              <w:spacing w:line="240" w:lineRule="auto"/>
+              <w:rPr>
+                <w:rFonts w:ascii="DFKai-SB" w:eastAsia="DFKai-SB" w:hAnsi="DFKai-SB" w:cs="Times New Roman"/>
+                <w:sz w:val="24"/>
+                <w:szCs w:val="24"/>
+              </w:rPr>
+            </w:pPr>
+            <w:r>
+              <w:t xml:space="preserve">{apply_system_text_3}</w:t>
+            </w:r>
+          </w:p>
+        </w:tc>
+        <w:tc>
+          <w:tcPr>
+            <w:tcW w:w="1699" w:type="dxa"/>
+            <w:tcBorders>
+              <w:top w:val="single" w:sz="8" w:space="0" w:color="000000"/>
+              <w:left w:val="dotted" w:sz="4" w:space="0" w:color="000000"/>
+              <w:bottom w:val="dotted" w:sz="4" w:space="0" w:color="000000"/>
+              <w:right w:val="dotted" w:sz="4" w:space="0" w:color="000000"/>
+            </w:tcBorders>
+            <w:vAlign w:val="center"/>
+          </w:tcPr>
+          <w:p>
+            <w:pPr>
+              <w:jc w:val="center"/>
+              <w:rPr>
+                <w:rFonts w:ascii="DFKai-SB" w:eastAsia="DFKai-SB" w:hAnsi="DFKai-SB" w:cs="Times New Roman"/>
+                <w:sz w:val="24"/>
+                <w:szCs w:val="24"/>
+              </w:rPr>
+            </w:pPr>
+            <w:r>
+              <w:rPr>
+                <w:rFonts w:ascii="DFKai-SB" w:eastAsia="DFKai-SB" w:hAnsi="DFKai-SB" w:cs="Times New Roman"/>
+                <w:sz w:val="24"/>
+                <w:szCs w:val="24"/>
+              </w:rPr>
+              <w:t>擷取資料條件</w:t>
+            </w:r>
+          </w:p>
+          <w:p>
+            <w:pPr>
+              <w:widowControl w:val="0"/>
+              <w:pBdr>
+                <w:top w:val="nil"/>
+                <w:left w:val="nil"/>
+                <w:bottom w:val="nil"/>
+                <w:right w:val="nil"/>
+                <w:between w:val="nil"/>
+              </w:pBdr>
+              <w:spacing w:line="240" w:lineRule="auto"/>
+              <w:jc w:val="center"/>
+              <w:rPr>
+                <w:rFonts w:ascii="DFKai-SB" w:eastAsia="DFKai-SB" w:hAnsi="DFKai-SB" w:cs="Times New Roman"/>
+                <w:sz w:val="24"/>
+                <w:szCs w:val="24"/>
+              </w:rPr>
+            </w:pPr>
+            <w:r>
+              <w:rPr>
+                <w:rFonts w:ascii="DFKai-SB" w:eastAsia="DFKai-SB" w:hAnsi="DFKai-SB" w:cs="Times New Roman"/>
+                <w:sz w:val="24"/>
+                <w:szCs w:val="24"/>
+              </w:rPr>
+              <w:t>(病名、菌名)</w:t>
+            </w:r>
+          </w:p>
+        </w:tc>
+        <w:tc>
+          <w:tcPr>
+            <w:tcW w:w="1650" w:type="dxa"/>
+            <w:tcBorders>
+              <w:top w:val="single" w:sz="8" w:space="0" w:color="000000"/>
+              <w:left w:val="dotted" w:sz="4" w:space="0" w:color="000000"/>
+              <w:bottom w:val="dotted" w:sz="4" w:space="0" w:color="000000"/>
+              <w:right w:val="dotted" w:sz="4" w:space="0" w:color="000000"/>
+            </w:tcBorders>
+            <w:vAlign w:val="center"/>
+          </w:tcPr>
+          <w:p>
+            <w:pPr>
+              <w:widowControl w:val="0"/>
+              <w:pBdr>
+                <w:top w:val="nil"/>
+                <w:left w:val="nil"/>
+                <w:bottom w:val="nil"/>
+                <w:right w:val="nil"/>
+                <w:between w:val="nil"/>
+              </w:pBdr>
+              <w:spacing w:line="240" w:lineRule="auto"/>
+              <w:rPr>
+                <w:rFonts w:ascii="DFKai-SB" w:eastAsia="DFKai-SB" w:hAnsi="DFKai-SB" w:cs="Times New Roman"/>
+                <w:sz w:val="24"/>
+                <w:szCs w:val="24"/>
+              </w:rPr>
+            </w:pPr>
+            <w:r>
+              <w:t xml:space="preserve">{apply_condition_3}</w:t>
+            </w:r>
+          </w:p>
+        </w:tc>
+        <w:tc>
+          <w:tcPr>
+            <w:tcW w:w="1650" w:type="dxa"/>
+            <w:tcBorders>
+              <w:top w:val="single" w:sz="8" w:space="0" w:color="000000"/>
+              <w:left w:val="dotted" w:sz="4" w:space="0" w:color="000000"/>
+              <w:bottom w:val="dotted" w:sz="4" w:space="0" w:color="000000"/>
+              <w:right w:val="dotted" w:sz="4" w:space="0" w:color="000000"/>
+            </w:tcBorders>
+            <w:vAlign w:val="center"/>
+          </w:tcPr>
+          <w:p>
+            <w:pPr>
+              <w:widowControl w:val="0"/>
+              <w:pBdr>
+                <w:top w:val="nil"/>
+                <w:left w:val="nil"/>
+                <w:bottom w:val="nil"/>
+                <w:right w:val="nil"/>
+                <w:between w:val="nil"/>
+              </w:pBdr>
+              <w:spacing w:line="240" w:lineRule="auto"/>
+              <w:jc w:val="center"/>
+              <w:rPr>
+                <w:rFonts w:ascii="DFKai-SB" w:eastAsia="DFKai-SB" w:hAnsi="DFKai-SB" w:cs="Times New Roman"/>
+                <w:sz w:val="24"/>
+                <w:szCs w:val="24"/>
+              </w:rPr>
+            </w:pPr>
+            <w:r>
+              <w:rPr>
+                <w:rFonts w:ascii="DFKai-SB" w:eastAsia="DFKai-SB" w:hAnsi="DFKai-SB" w:cs="Times New Roman"/>
+                <w:sz w:val="24"/>
+                <w:szCs w:val="24"/>
+              </w:rPr>
+              <w:t>資料期間</w:t>
+            </w:r>
+          </w:p>
+        </w:tc>
+        <w:tc>
+          <w:tcPr>
+            <w:tcW w:w="1650" w:type="dxa"/>
+            <w:tcBorders>
+              <w:top w:val="single" w:sz="8" w:space="0" w:color="000000"/>
+              <w:left w:val="dotted" w:sz="4" w:space="0" w:color="000000"/>
+              <w:bottom w:val="dotted" w:sz="4" w:space="0" w:color="000000"/>
+              <w:right w:val="single" w:sz="8" w:space="0" w:color="000000"/>
+            </w:tcBorders>
+            <w:vAlign w:val="center"/>
+          </w:tcPr>
+          <w:p>
+            <w:pPr>
+              <w:widowControl w:val="0"/>
+              <w:pBdr>
+                <w:top w:val="nil"/>
+                <w:left w:val="nil"/>
+                <w:bottom w:val="nil"/>
+                <w:right w:val="nil"/>
+                <w:between w:val="nil"/>
+              </w:pBdr>
+              <w:spacing w:line="240" w:lineRule="auto"/>
+              <w:rPr>
+                <w:rFonts w:ascii="DFKai-SB" w:eastAsia="DFKai-SB" w:hAnsi="DFKai-SB" w:cs="Times New Roman"/>
+                <w:sz w:val="24"/>
+                <w:szCs w:val="24"/>
+              </w:rPr>
+            </w:pPr>
+            <w:r>
+              <w:t xml:space="preserve">{apply_year_text_3}</w:t>
+            </w:r>
           </w:p>
         </w:tc>
       </w:tr>
@@ -4454,7 +4487,7 @@
                 <w:sz w:val="24"/>
                 <w:szCs w:val="24"/>
               </w:rPr>
-              <w:t>2</w:t>
+              <w:t>序號</w:t>
             </w:r>
           </w:p>
         </w:tc>
@@ -4480,12 +4513,29 @@
                 <w:between w:val="nil"/>
               </w:pBdr>
               <w:spacing w:line="240" w:lineRule="auto"/>
-              <w:rPr>
-                <w:rFonts w:ascii="DFKai-SB" w:eastAsia="DFKai-SB" w:hAnsi="DFKai-SB" w:cs="Times New Roman"/>
-                <w:sz w:val="24"/>
-                <w:szCs w:val="24"/>
-              </w:rPr>
-            </w:pPr>
+              <w:jc w:val="center"/>
+              <w:rPr>
+                <w:rFonts w:ascii="DFKai-SB" w:eastAsia="DFKai-SB" w:hAnsi="DFKai-SB" w:cs="Times New Roman"/>
+                <w:sz w:val="24"/>
+                <w:szCs w:val="24"/>
+              </w:rPr>
+            </w:pPr>
+            <w:r>
+              <w:rPr>
+                <w:rFonts w:ascii="DFKai-SB" w:eastAsia="DFKai-SB" w:hAnsi="DFKai-SB" w:cs="Times New Roman"/>
+                <w:sz w:val="24"/>
+                <w:szCs w:val="24"/>
+              </w:rPr>
+              <w:t>中文</w:t>
+            </w:r>
+            <w:r>
+              <w:rPr>
+                <w:rFonts w:ascii="DFKai-SB" w:eastAsia="DFKai-SB" w:hAnsi="DFKai-SB" w:cs="Times New Roman"/>
+                <w:sz w:val="24"/>
+                <w:szCs w:val="24"/>
+              </w:rPr>
+              <w:t>欄位名稱</w:t>
+            </w:r>
           </w:p>
         </w:tc>
         <w:tc>
@@ -4511,48 +4561,6 @@
                 <w:between w:val="nil"/>
               </w:pBdr>
               <w:spacing w:line="240" w:lineRule="auto"/>
-              <w:rPr>
-                <w:rFonts w:ascii="DFKai-SB" w:eastAsia="DFKai-SB" w:hAnsi="DFKai-SB" w:cs="Times New Roman"/>
-                <w:sz w:val="24"/>
-                <w:szCs w:val="24"/>
-              </w:rPr>
-            </w:pPr>
-          </w:p>
-        </w:tc>
-      </w:tr>
-      <w:tr>
-        <w:trPr>
-          <w:trHeight w:val="480"/>
-          <w:jc w:val="center"/>
-        </w:trPr>
-        <w:tc>
-          <w:tcPr>
-            <w:tcW w:w="1408" w:type="dxa"/>
-            <w:tcBorders>
-              <w:top w:val="dotted" w:sz="4" w:space="0" w:color="000000"/>
-              <w:left w:val="single" w:sz="8" w:space="0" w:color="000000"/>
-              <w:bottom w:val="single" w:sz="8" w:space="0" w:color="000000"/>
-              <w:right w:val="dotted" w:sz="4" w:space="0" w:color="000000"/>
-            </w:tcBorders>
-            <w:tcMar>
-              <w:top w:w="100" w:type="dxa"/>
-              <w:left w:w="100" w:type="dxa"/>
-              <w:bottom w:w="100" w:type="dxa"/>
-              <w:right w:w="100" w:type="dxa"/>
-            </w:tcMar>
-            <w:vAlign w:val="center"/>
-          </w:tcPr>
-          <w:p>
-            <w:pPr>
-              <w:widowControl w:val="0"/>
-              <w:pBdr>
-                <w:top w:val="nil"/>
-                <w:left w:val="nil"/>
-                <w:bottom w:val="nil"/>
-                <w:right w:val="nil"/>
-                <w:between w:val="nil"/>
-              </w:pBdr>
-              <w:spacing w:line="240" w:lineRule="auto"/>
               <w:jc w:val="center"/>
               <w:rPr>
                 <w:rFonts w:ascii="DFKai-SB" w:eastAsia="DFKai-SB" w:hAnsi="DFKai-SB" w:cs="Times New Roman"/>
@@ -4566,333 +4574,8 @@
                 <w:sz w:val="24"/>
                 <w:szCs w:val="24"/>
               </w:rPr>
-              <w:t>3</w:t>
-            </w:r>
-          </w:p>
-        </w:tc>
-        <w:tc>
-          <w:tcPr>
-            <w:tcW w:w="1843" w:type="dxa"/>
-            <w:tcBorders>
-              <w:top w:val="dotted" w:sz="4" w:space="0" w:color="000000"/>
-              <w:left w:val="dotted" w:sz="4" w:space="0" w:color="000000"/>
-              <w:bottom w:val="single" w:sz="8" w:space="0" w:color="000000"/>
-              <w:right w:val="dotted" w:sz="4" w:space="0" w:color="000000"/>
-            </w:tcBorders>
-            <w:vAlign w:val="center"/>
-          </w:tcPr>
-          <w:p>
-            <w:pPr>
-              <w:widowControl w:val="0"/>
-              <w:pBdr>
-                <w:top w:val="nil"/>
-                <w:left w:val="nil"/>
-                <w:bottom w:val="nil"/>
-                <w:right w:val="nil"/>
-                <w:between w:val="nil"/>
-              </w:pBdr>
-              <w:spacing w:line="240" w:lineRule="auto"/>
-              <w:rPr>
-                <w:rFonts w:ascii="DFKai-SB" w:eastAsia="DFKai-SB" w:hAnsi="DFKai-SB" w:cs="Times New Roman"/>
-                <w:sz w:val="24"/>
-                <w:szCs w:val="24"/>
-              </w:rPr>
-            </w:pPr>
-          </w:p>
-        </w:tc>
-        <w:tc>
-          <w:tcPr>
-            <w:tcW w:w="6649" w:type="dxa"/>
-            <w:gridSpan w:val="4"/>
-            <w:tcBorders>
-              <w:top w:val="dotted" w:sz="4" w:space="0" w:color="000000"/>
-              <w:left w:val="dotted" w:sz="4" w:space="0" w:color="000000"/>
-              <w:bottom w:val="single" w:sz="8" w:space="0" w:color="000000"/>
-              <w:right w:val="single" w:sz="8" w:space="0" w:color="000000"/>
-            </w:tcBorders>
-            <w:vAlign w:val="center"/>
-          </w:tcPr>
-          <w:p>
-            <w:pPr>
-              <w:widowControl w:val="0"/>
-              <w:pBdr>
-                <w:top w:val="nil"/>
-                <w:left w:val="nil"/>
-                <w:bottom w:val="nil"/>
-                <w:right w:val="nil"/>
-                <w:between w:val="nil"/>
-              </w:pBdr>
-              <w:spacing w:line="240" w:lineRule="auto"/>
-              <w:rPr>
-                <w:rFonts w:ascii="DFKai-SB" w:eastAsia="DFKai-SB" w:hAnsi="DFKai-SB" w:cs="Times New Roman"/>
-                <w:sz w:val="24"/>
-                <w:szCs w:val="24"/>
-              </w:rPr>
-            </w:pPr>
-          </w:p>
-        </w:tc>
-      </w:tr>
-      <w:tr>
-        <w:trPr>
-          <w:trHeight w:val="480"/>
-          <w:jc w:val="center"/>
-        </w:trPr>
-        <w:tc>
-          <w:tcPr>
-            <w:tcW w:w="1408" w:type="dxa"/>
-            <w:tcBorders>
-              <w:top w:val="single" w:sz="8" w:space="0" w:color="000000"/>
-              <w:left w:val="single" w:sz="8" w:space="0" w:color="000000"/>
-              <w:bottom w:val="dotted" w:sz="4" w:space="0" w:color="000000"/>
-              <w:right w:val="dotted" w:sz="4" w:space="0" w:color="000000"/>
-            </w:tcBorders>
-            <w:tcMar>
-              <w:top w:w="100" w:type="dxa"/>
-              <w:left w:w="100" w:type="dxa"/>
-              <w:bottom w:w="100" w:type="dxa"/>
-              <w:right w:w="100" w:type="dxa"/>
-            </w:tcMar>
-            <w:vAlign w:val="center"/>
-          </w:tcPr>
-          <w:p>
-            <w:pPr>
-              <w:widowControl w:val="0"/>
-              <w:pBdr>
-                <w:top w:val="nil"/>
-                <w:left w:val="nil"/>
-                <w:bottom w:val="nil"/>
-                <w:right w:val="nil"/>
-                <w:between w:val="nil"/>
-              </w:pBdr>
-              <w:spacing w:line="240" w:lineRule="auto"/>
-              <w:jc w:val="center"/>
-              <w:rPr>
-                <w:rFonts w:ascii="DFKai-SB" w:eastAsia="DFKai-SB" w:hAnsi="DFKai-SB" w:cs="Times New Roman"/>
-                <w:sz w:val="24"/>
-                <w:szCs w:val="24"/>
-              </w:rPr>
-            </w:pPr>
-            <w:r>
-              <w:rPr>
-                <w:rFonts w:ascii="DFKai-SB" w:eastAsia="DFKai-SB" w:hAnsi="DFKai-SB" w:cs="Times New Roman"/>
-                <w:sz w:val="24"/>
-                <w:szCs w:val="24"/>
-              </w:rPr>
-              <w:t>申請系統</w:t>
-            </w:r>
-          </w:p>
-          <w:p>
-            <w:pPr>
-              <w:widowControl w:val="0"/>
-              <w:pBdr>
-                <w:top w:val="nil"/>
-                <w:left w:val="nil"/>
-                <w:bottom w:val="nil"/>
-                <w:right w:val="nil"/>
-                <w:between w:val="nil"/>
-              </w:pBdr>
-              <w:spacing w:line="240" w:lineRule="auto"/>
-              <w:jc w:val="center"/>
-              <w:rPr>
-                <w:rFonts w:ascii="DFKai-SB" w:eastAsia="DFKai-SB" w:hAnsi="DFKai-SB" w:cs="Times New Roman"/>
-                <w:sz w:val="24"/>
-                <w:szCs w:val="24"/>
-              </w:rPr>
-            </w:pPr>
-            <w:r>
-              <w:rPr>
-                <w:rFonts w:ascii="DFKai-SB" w:eastAsia="DFKai-SB" w:hAnsi="DFKai-SB" w:cs="Times New Roman"/>
-                <w:sz w:val="24"/>
-                <w:szCs w:val="24"/>
-              </w:rPr>
-              <w:t>名稱</w:t>
-            </w:r>
-          </w:p>
-        </w:tc>
-        <w:tc>
-          <w:tcPr>
-            <w:tcW w:w="1843" w:type="dxa"/>
-            <w:tcBorders>
-              <w:top w:val="single" w:sz="8" w:space="0" w:color="000000"/>
-              <w:left w:val="dotted" w:sz="4" w:space="0" w:color="000000"/>
-              <w:bottom w:val="dotted" w:sz="4" w:space="0" w:color="000000"/>
-              <w:right w:val="dotted" w:sz="4" w:space="0" w:color="000000"/>
-            </w:tcBorders>
-            <w:vAlign w:val="center"/>
-          </w:tcPr>
-          <w:p>
-            <w:pPr>
-              <w:widowControl w:val="0"/>
-              <w:pBdr>
-                <w:top w:val="nil"/>
-                <w:left w:val="nil"/>
-                <w:bottom w:val="nil"/>
-                <w:right w:val="nil"/>
-                <w:between w:val="nil"/>
-              </w:pBdr>
-              <w:spacing w:line="240" w:lineRule="auto"/>
-              <w:rPr>
-                <w:rFonts w:ascii="DFKai-SB" w:eastAsia="DFKai-SB" w:hAnsi="DFKai-SB" w:cs="Times New Roman"/>
-                <w:sz w:val="24"/>
-                <w:szCs w:val="24"/>
-              </w:rPr>
-            </w:pPr>
-          </w:p>
-        </w:tc>
-        <w:tc>
-          <w:tcPr>
-            <w:tcW w:w="1699" w:type="dxa"/>
-            <w:tcBorders>
-              <w:top w:val="single" w:sz="8" w:space="0" w:color="000000"/>
-              <w:left w:val="dotted" w:sz="4" w:space="0" w:color="000000"/>
-              <w:bottom w:val="dotted" w:sz="4" w:space="0" w:color="000000"/>
-              <w:right w:val="dotted" w:sz="4" w:space="0" w:color="000000"/>
-            </w:tcBorders>
-            <w:vAlign w:val="center"/>
-          </w:tcPr>
-          <w:p>
-            <w:pPr>
-              <w:jc w:val="center"/>
-              <w:rPr>
-                <w:rFonts w:ascii="DFKai-SB" w:eastAsia="DFKai-SB" w:hAnsi="DFKai-SB" w:cs="Times New Roman"/>
-                <w:sz w:val="24"/>
-                <w:szCs w:val="24"/>
-              </w:rPr>
-            </w:pPr>
-            <w:r>
-              <w:rPr>
-                <w:rFonts w:ascii="DFKai-SB" w:eastAsia="DFKai-SB" w:hAnsi="DFKai-SB" w:cs="Times New Roman"/>
-                <w:sz w:val="24"/>
-                <w:szCs w:val="24"/>
-              </w:rPr>
-              <w:t>擷取資料條件</w:t>
-            </w:r>
-          </w:p>
-          <w:p>
-            <w:pPr>
-              <w:widowControl w:val="0"/>
-              <w:pBdr>
-                <w:top w:val="nil"/>
-                <w:left w:val="nil"/>
-                <w:bottom w:val="nil"/>
-                <w:right w:val="nil"/>
-                <w:between w:val="nil"/>
-              </w:pBdr>
-              <w:spacing w:line="240" w:lineRule="auto"/>
-              <w:jc w:val="center"/>
-              <w:rPr>
-                <w:rFonts w:ascii="DFKai-SB" w:eastAsia="DFKai-SB" w:hAnsi="DFKai-SB" w:cs="Times New Roman"/>
-                <w:sz w:val="24"/>
-                <w:szCs w:val="24"/>
-              </w:rPr>
-            </w:pPr>
-            <w:r>
-              <w:rPr>
-                <w:rFonts w:ascii="DFKai-SB" w:eastAsia="DFKai-SB" w:hAnsi="DFKai-SB" w:cs="Times New Roman"/>
-                <w:sz w:val="24"/>
-                <w:szCs w:val="24"/>
-              </w:rPr>
-              <w:t>(病名、菌名)</w:t>
-            </w:r>
-          </w:p>
-        </w:tc>
-        <w:tc>
-          <w:tcPr>
-            <w:tcW w:w="1650" w:type="dxa"/>
-            <w:tcBorders>
-              <w:top w:val="single" w:sz="8" w:space="0" w:color="000000"/>
-              <w:left w:val="dotted" w:sz="4" w:space="0" w:color="000000"/>
-              <w:bottom w:val="dotted" w:sz="4" w:space="0" w:color="000000"/>
-              <w:right w:val="dotted" w:sz="4" w:space="0" w:color="000000"/>
-            </w:tcBorders>
-            <w:vAlign w:val="center"/>
-          </w:tcPr>
-          <w:p>
-            <w:pPr>
-              <w:widowControl w:val="0"/>
-              <w:pBdr>
-                <w:top w:val="nil"/>
-                <w:left w:val="nil"/>
-                <w:bottom w:val="nil"/>
-                <w:right w:val="nil"/>
-                <w:between w:val="nil"/>
-              </w:pBdr>
-              <w:spacing w:line="240" w:lineRule="auto"/>
-              <w:rPr>
-                <w:rFonts w:ascii="DFKai-SB" w:eastAsia="DFKai-SB" w:hAnsi="DFKai-SB" w:cs="Times New Roman"/>
-                <w:sz w:val="24"/>
-                <w:szCs w:val="24"/>
-              </w:rPr>
-            </w:pPr>
-          </w:p>
-        </w:tc>
-        <w:tc>
-          <w:tcPr>
-            <w:tcW w:w="1650" w:type="dxa"/>
-            <w:tcBorders>
-              <w:top w:val="single" w:sz="8" w:space="0" w:color="000000"/>
-              <w:left w:val="dotted" w:sz="4" w:space="0" w:color="000000"/>
-              <w:bottom w:val="dotted" w:sz="4" w:space="0" w:color="000000"/>
-              <w:right w:val="dotted" w:sz="4" w:space="0" w:color="000000"/>
-            </w:tcBorders>
-            <w:vAlign w:val="center"/>
-          </w:tcPr>
-          <w:p>
-            <w:pPr>
-              <w:widowControl w:val="0"/>
-              <w:pBdr>
-                <w:top w:val="nil"/>
-                <w:left w:val="nil"/>
-                <w:bottom w:val="nil"/>
-                <w:right w:val="nil"/>
-                <w:between w:val="nil"/>
-              </w:pBdr>
-              <w:spacing w:line="240" w:lineRule="auto"/>
-              <w:jc w:val="center"/>
-              <w:rPr>
-                <w:rFonts w:ascii="DFKai-SB" w:eastAsia="DFKai-SB" w:hAnsi="DFKai-SB" w:cs="Times New Roman"/>
-                <w:sz w:val="24"/>
-                <w:szCs w:val="24"/>
-              </w:rPr>
-            </w:pPr>
-            <w:r>
-              <w:rPr>
-                <w:rFonts w:ascii="DFKai-SB" w:eastAsia="DFKai-SB" w:hAnsi="DFKai-SB" w:cs="Times New Roman"/>
-                <w:sz w:val="24"/>
-                <w:szCs w:val="24"/>
-              </w:rPr>
-              <w:t>申請年度</w:t>
-            </w:r>
-          </w:p>
-        </w:tc>
-        <w:tc>
-          <w:tcPr>
-            <w:tcW w:w="1650" w:type="dxa"/>
-            <w:tcBorders>
-              <w:top w:val="single" w:sz="8" w:space="0" w:color="000000"/>
-              <w:left w:val="dotted" w:sz="4" w:space="0" w:color="000000"/>
-              <w:bottom w:val="dotted" w:sz="4" w:space="0" w:color="000000"/>
-              <w:right w:val="single" w:sz="8" w:space="0" w:color="000000"/>
-            </w:tcBorders>
-            <w:vAlign w:val="center"/>
-          </w:tcPr>
-          <w:p>
-            <w:pPr>
-              <w:widowControl w:val="0"/>
-              <w:pBdr>
-                <w:top w:val="nil"/>
-                <w:left w:val="nil"/>
-                <w:bottom w:val="nil"/>
-                <w:right w:val="nil"/>
-                <w:between w:val="nil"/>
-              </w:pBdr>
-              <w:spacing w:line="240" w:lineRule="auto"/>
-              <w:rPr>
-                <w:rFonts w:ascii="DFKai-SB" w:eastAsia="DFKai-SB" w:hAnsi="DFKai-SB" w:cs="Times New Roman"/>
-                <w:sz w:val="24"/>
-                <w:szCs w:val="24"/>
-              </w:rPr>
-            </w:pPr>
+              <w:t>申請目的</w:t>
+            </w:r>
           </w:p>
         </w:tc>
       </w:tr>
@@ -4942,7 +4625,7 @@
                 <w:sz w:val="24"/>
                 <w:szCs w:val="24"/>
               </w:rPr>
-              <w:t>序號</w:t>
+              <w:t xml:space="preserve">{#data_field_rows_3}{field_index}</w:t>
             </w:r>
           </w:p>
         </w:tc>
@@ -4968,28 +4651,14 @@
                 <w:between w:val="nil"/>
               </w:pBdr>
               <w:spacing w:line="240" w:lineRule="auto"/>
-              <w:jc w:val="center"/>
-              <w:rPr>
-                <w:rFonts w:ascii="DFKai-SB" w:eastAsia="DFKai-SB" w:hAnsi="DFKai-SB" w:cs="Times New Roman"/>
-                <w:sz w:val="24"/>
-                <w:szCs w:val="24"/>
-              </w:rPr>
-            </w:pPr>
-            <w:r>
-              <w:rPr>
-                <w:rFonts w:ascii="DFKai-SB" w:eastAsia="DFKai-SB" w:hAnsi="DFKai-SB" w:cs="Times New Roman"/>
-                <w:sz w:val="24"/>
-                <w:szCs w:val="24"/>
-              </w:rPr>
-              <w:t>中文</w:t>
-            </w:r>
-            <w:r>
-              <w:rPr>
-                <w:rFonts w:ascii="DFKai-SB" w:eastAsia="DFKai-SB" w:hAnsi="DFKai-SB" w:cs="Times New Roman"/>
-                <w:sz w:val="24"/>
-                <w:szCs w:val="24"/>
-              </w:rPr>
-              <w:t>欄位名稱</w:t>
+              <w:rPr>
+                <w:rFonts w:ascii="DFKai-SB" w:eastAsia="DFKai-SB" w:hAnsi="DFKai-SB" w:cs="Times New Roman"/>
+                <w:sz w:val="24"/>
+                <w:szCs w:val="24"/>
+              </w:rPr>
+            </w:pPr>
+            <w:r>
+              <w:t xml:space="preserve">{field_name}</w:t>
             </w:r>
           </w:p>
         </w:tc>
@@ -5016,358 +4685,15 @@
                 <w:between w:val="nil"/>
               </w:pBdr>
               <w:spacing w:line="240" w:lineRule="auto"/>
-              <w:jc w:val="center"/>
-              <w:rPr>
-                <w:rFonts w:ascii="DFKai-SB" w:eastAsia="DFKai-SB" w:hAnsi="DFKai-SB" w:cs="Times New Roman"/>
-                <w:sz w:val="24"/>
-                <w:szCs w:val="24"/>
-              </w:rPr>
-            </w:pPr>
-            <w:r>
-              <w:rPr>
-                <w:rFonts w:ascii="DFKai-SB" w:eastAsia="DFKai-SB" w:hAnsi="DFKai-SB" w:cs="Times New Roman"/>
-                <w:sz w:val="24"/>
-                <w:szCs w:val="24"/>
-              </w:rPr>
-              <w:t>申請目的</w:t>
-            </w:r>
-          </w:p>
-        </w:tc>
-      </w:tr>
-      <w:tr>
-        <w:trPr>
-          <w:trHeight w:val="480"/>
-          <w:jc w:val="center"/>
-        </w:trPr>
-        <w:tc>
-          <w:tcPr>
-            <w:tcW w:w="1408" w:type="dxa"/>
-            <w:tcBorders>
-              <w:top w:val="dotted" w:sz="4" w:space="0" w:color="000000"/>
-              <w:left w:val="single" w:sz="8" w:space="0" w:color="000000"/>
-              <w:bottom w:val="dotted" w:sz="4" w:space="0" w:color="000000"/>
-              <w:right w:val="dotted" w:sz="4" w:space="0" w:color="000000"/>
-            </w:tcBorders>
-            <w:tcMar>
-              <w:top w:w="100" w:type="dxa"/>
-              <w:left w:w="100" w:type="dxa"/>
-              <w:bottom w:w="100" w:type="dxa"/>
-              <w:right w:w="100" w:type="dxa"/>
-            </w:tcMar>
-            <w:vAlign w:val="center"/>
-          </w:tcPr>
-          <w:p>
-            <w:pPr>
-              <w:widowControl w:val="0"/>
-              <w:pBdr>
-                <w:top w:val="nil"/>
-                <w:left w:val="nil"/>
-                <w:bottom w:val="nil"/>
-                <w:right w:val="nil"/>
-                <w:between w:val="nil"/>
-              </w:pBdr>
-              <w:spacing w:line="240" w:lineRule="auto"/>
-              <w:jc w:val="center"/>
-              <w:rPr>
-                <w:rFonts w:ascii="DFKai-SB" w:eastAsia="DFKai-SB" w:hAnsi="DFKai-SB" w:cs="Times New Roman"/>
-                <w:sz w:val="24"/>
-                <w:szCs w:val="24"/>
-              </w:rPr>
-            </w:pPr>
-            <w:r>
-              <w:rPr>
-                <w:rFonts w:ascii="DFKai-SB" w:eastAsia="DFKai-SB" w:hAnsi="DFKai-SB" w:cs="Times New Roman"/>
-                <w:sz w:val="24"/>
-                <w:szCs w:val="24"/>
-              </w:rPr>
-              <w:t>1</w:t>
-            </w:r>
-          </w:p>
-        </w:tc>
-        <w:tc>
-          <w:tcPr>
-            <w:tcW w:w="1843" w:type="dxa"/>
-            <w:tcBorders>
-              <w:top w:val="dotted" w:sz="4" w:space="0" w:color="000000"/>
-              <w:left w:val="dotted" w:sz="4" w:space="0" w:color="000000"/>
-              <w:bottom w:val="dotted" w:sz="4" w:space="0" w:color="000000"/>
-              <w:right w:val="dotted" w:sz="4" w:space="0" w:color="000000"/>
-            </w:tcBorders>
-            <w:vAlign w:val="center"/>
-          </w:tcPr>
-          <w:p>
-            <w:pPr>
-              <w:widowControl w:val="0"/>
-              <w:pBdr>
-                <w:top w:val="nil"/>
-                <w:left w:val="nil"/>
-                <w:bottom w:val="nil"/>
-                <w:right w:val="nil"/>
-                <w:between w:val="nil"/>
-              </w:pBdr>
-              <w:spacing w:line="240" w:lineRule="auto"/>
-              <w:rPr>
-                <w:rFonts w:ascii="DFKai-SB" w:eastAsia="DFKai-SB" w:hAnsi="DFKai-SB" w:cs="Times New Roman"/>
-                <w:sz w:val="24"/>
-                <w:szCs w:val="24"/>
-              </w:rPr>
-            </w:pPr>
-          </w:p>
-        </w:tc>
-        <w:tc>
-          <w:tcPr>
-            <w:tcW w:w="6649" w:type="dxa"/>
-            <w:gridSpan w:val="4"/>
-            <w:tcBorders>
-              <w:top w:val="dotted" w:sz="4" w:space="0" w:color="000000"/>
-              <w:left w:val="dotted" w:sz="4" w:space="0" w:color="000000"/>
-              <w:bottom w:val="dotted" w:sz="4" w:space="0" w:color="000000"/>
-              <w:right w:val="single" w:sz="8" w:space="0" w:color="000000"/>
-            </w:tcBorders>
-            <w:vAlign w:val="center"/>
-          </w:tcPr>
-          <w:p>
-            <w:pPr>
-              <w:widowControl w:val="0"/>
-              <w:pBdr>
-                <w:top w:val="nil"/>
-                <w:left w:val="nil"/>
-                <w:bottom w:val="nil"/>
-                <w:right w:val="nil"/>
-                <w:between w:val="nil"/>
-              </w:pBdr>
-              <w:spacing w:line="240" w:lineRule="auto"/>
-              <w:rPr>
-                <w:rFonts w:ascii="DFKai-SB" w:eastAsia="DFKai-SB" w:hAnsi="DFKai-SB" w:cs="Times New Roman"/>
-                <w:sz w:val="24"/>
-                <w:szCs w:val="24"/>
-              </w:rPr>
-            </w:pPr>
-          </w:p>
-        </w:tc>
-      </w:tr>
-      <w:tr>
-        <w:trPr>
-          <w:trHeight w:val="480"/>
-          <w:jc w:val="center"/>
-        </w:trPr>
-        <w:tc>
-          <w:tcPr>
-            <w:tcW w:w="1408" w:type="dxa"/>
-            <w:tcBorders>
-              <w:top w:val="dotted" w:sz="4" w:space="0" w:color="000000"/>
-              <w:left w:val="single" w:sz="8" w:space="0" w:color="000000"/>
-              <w:bottom w:val="dotted" w:sz="4" w:space="0" w:color="000000"/>
-              <w:right w:val="dotted" w:sz="4" w:space="0" w:color="000000"/>
-            </w:tcBorders>
-            <w:tcMar>
-              <w:top w:w="100" w:type="dxa"/>
-              <w:left w:w="100" w:type="dxa"/>
-              <w:bottom w:w="100" w:type="dxa"/>
-              <w:right w:w="100" w:type="dxa"/>
-            </w:tcMar>
-            <w:vAlign w:val="center"/>
-          </w:tcPr>
-          <w:p>
-            <w:pPr>
-              <w:widowControl w:val="0"/>
-              <w:pBdr>
-                <w:top w:val="nil"/>
-                <w:left w:val="nil"/>
-                <w:bottom w:val="nil"/>
-                <w:right w:val="nil"/>
-                <w:between w:val="nil"/>
-              </w:pBdr>
-              <w:spacing w:line="240" w:lineRule="auto"/>
-              <w:jc w:val="center"/>
-              <w:rPr>
-                <w:rFonts w:ascii="DFKai-SB" w:eastAsia="DFKai-SB" w:hAnsi="DFKai-SB" w:cs="Times New Roman"/>
-                <w:sz w:val="24"/>
-                <w:szCs w:val="24"/>
-              </w:rPr>
-            </w:pPr>
-            <w:r>
-              <w:rPr>
-                <w:rFonts w:ascii="DFKai-SB" w:eastAsia="DFKai-SB" w:hAnsi="DFKai-SB" w:cs="Times New Roman"/>
-                <w:sz w:val="24"/>
-                <w:szCs w:val="24"/>
-              </w:rPr>
-              <w:lastRenderedPageBreak/>
-              <w:t>2</w:t>
-            </w:r>
-          </w:p>
-        </w:tc>
-        <w:tc>
-          <w:tcPr>
-            <w:tcW w:w="1843" w:type="dxa"/>
-            <w:tcBorders>
-              <w:top w:val="dotted" w:sz="4" w:space="0" w:color="000000"/>
-              <w:left w:val="dotted" w:sz="4" w:space="0" w:color="000000"/>
-              <w:bottom w:val="dotted" w:sz="4" w:space="0" w:color="000000"/>
-              <w:right w:val="dotted" w:sz="4" w:space="0" w:color="000000"/>
-            </w:tcBorders>
-            <w:vAlign w:val="center"/>
-          </w:tcPr>
-          <w:p>
-            <w:pPr>
-              <w:widowControl w:val="0"/>
-              <w:pBdr>
-                <w:top w:val="nil"/>
-                <w:left w:val="nil"/>
-                <w:bottom w:val="nil"/>
-                <w:right w:val="nil"/>
-                <w:between w:val="nil"/>
-              </w:pBdr>
-              <w:spacing w:line="240" w:lineRule="auto"/>
-              <w:rPr>
-                <w:rFonts w:ascii="DFKai-SB" w:eastAsia="DFKai-SB" w:hAnsi="DFKai-SB" w:cs="Times New Roman"/>
-                <w:sz w:val="24"/>
-                <w:szCs w:val="24"/>
-              </w:rPr>
-            </w:pPr>
-          </w:p>
-        </w:tc>
-        <w:tc>
-          <w:tcPr>
-            <w:tcW w:w="6649" w:type="dxa"/>
-            <w:gridSpan w:val="4"/>
-            <w:tcBorders>
-              <w:top w:val="dotted" w:sz="4" w:space="0" w:color="000000"/>
-              <w:left w:val="dotted" w:sz="4" w:space="0" w:color="000000"/>
-              <w:bottom w:val="dotted" w:sz="4" w:space="0" w:color="000000"/>
-              <w:right w:val="single" w:sz="8" w:space="0" w:color="000000"/>
-            </w:tcBorders>
-            <w:vAlign w:val="center"/>
-          </w:tcPr>
-          <w:p>
-            <w:pPr>
-              <w:widowControl w:val="0"/>
-              <w:pBdr>
-                <w:top w:val="nil"/>
-                <w:left w:val="nil"/>
-                <w:bottom w:val="nil"/>
-                <w:right w:val="nil"/>
-                <w:between w:val="nil"/>
-              </w:pBdr>
-              <w:spacing w:line="240" w:lineRule="auto"/>
-              <w:rPr>
-                <w:rFonts w:ascii="DFKai-SB" w:eastAsia="DFKai-SB" w:hAnsi="DFKai-SB" w:cs="Times New Roman"/>
-                <w:sz w:val="24"/>
-                <w:szCs w:val="24"/>
-              </w:rPr>
-            </w:pPr>
-          </w:p>
-        </w:tc>
-      </w:tr>
-      <w:tr>
-        <w:trPr>
-          <w:trHeight w:val="480"/>
-          <w:jc w:val="center"/>
-        </w:trPr>
-        <w:tc>
-          <w:tcPr>
-            <w:tcW w:w="1408" w:type="dxa"/>
-            <w:tcBorders>
-              <w:top w:val="dotted" w:sz="4" w:space="0" w:color="000000"/>
-              <w:left w:val="single" w:sz="8" w:space="0" w:color="000000"/>
-              <w:bottom w:val="single" w:sz="8" w:space="0" w:color="000000"/>
-              <w:right w:val="dotted" w:sz="4" w:space="0" w:color="000000"/>
-            </w:tcBorders>
-            <w:tcMar>
-              <w:top w:w="100" w:type="dxa"/>
-              <w:left w:w="100" w:type="dxa"/>
-              <w:bottom w:w="100" w:type="dxa"/>
-              <w:right w:w="100" w:type="dxa"/>
-            </w:tcMar>
-            <w:vAlign w:val="center"/>
-          </w:tcPr>
-          <w:p>
-            <w:pPr>
-              <w:widowControl w:val="0"/>
-              <w:pBdr>
-                <w:top w:val="nil"/>
-                <w:left w:val="nil"/>
-                <w:bottom w:val="nil"/>
-                <w:right w:val="nil"/>
-                <w:between w:val="nil"/>
-              </w:pBdr>
-              <w:spacing w:line="240" w:lineRule="auto"/>
-              <w:jc w:val="center"/>
-              <w:rPr>
-                <w:rFonts w:ascii="DFKai-SB" w:eastAsia="DFKai-SB" w:hAnsi="DFKai-SB" w:cs="Times New Roman"/>
-                <w:sz w:val="24"/>
-                <w:szCs w:val="24"/>
-              </w:rPr>
-            </w:pPr>
-            <w:r>
-              <w:rPr>
-                <w:rFonts w:ascii="DFKai-SB" w:eastAsia="DFKai-SB" w:hAnsi="DFKai-SB" w:cs="Times New Roman"/>
-                <w:sz w:val="24"/>
-                <w:szCs w:val="24"/>
-              </w:rPr>
-              <w:t>3</w:t>
-            </w:r>
-          </w:p>
-        </w:tc>
-        <w:tc>
-          <w:tcPr>
-            <w:tcW w:w="1843" w:type="dxa"/>
-            <w:tcBorders>
-              <w:top w:val="dotted" w:sz="4" w:space="0" w:color="000000"/>
-              <w:left w:val="dotted" w:sz="4" w:space="0" w:color="000000"/>
-              <w:bottom w:val="single" w:sz="8" w:space="0" w:color="000000"/>
-              <w:right w:val="dotted" w:sz="4" w:space="0" w:color="000000"/>
-            </w:tcBorders>
-            <w:vAlign w:val="center"/>
-          </w:tcPr>
-          <w:p>
-            <w:pPr>
-              <w:widowControl w:val="0"/>
-              <w:pBdr>
-                <w:top w:val="nil"/>
-                <w:left w:val="nil"/>
-                <w:bottom w:val="nil"/>
-                <w:right w:val="nil"/>
-                <w:between w:val="nil"/>
-              </w:pBdr>
-              <w:spacing w:line="240" w:lineRule="auto"/>
-              <w:rPr>
-                <w:rFonts w:ascii="DFKai-SB" w:eastAsia="DFKai-SB" w:hAnsi="DFKai-SB" w:cs="Times New Roman"/>
-                <w:sz w:val="24"/>
-                <w:szCs w:val="24"/>
-              </w:rPr>
-            </w:pPr>
-          </w:p>
-        </w:tc>
-        <w:tc>
-          <w:tcPr>
-            <w:tcW w:w="6649" w:type="dxa"/>
-            <w:gridSpan w:val="4"/>
-            <w:tcBorders>
-              <w:top w:val="dotted" w:sz="4" w:space="0" w:color="000000"/>
-              <w:left w:val="dotted" w:sz="4" w:space="0" w:color="000000"/>
-              <w:bottom w:val="single" w:sz="8" w:space="0" w:color="000000"/>
-              <w:right w:val="single" w:sz="8" w:space="0" w:color="000000"/>
-            </w:tcBorders>
-            <w:vAlign w:val="center"/>
-          </w:tcPr>
-          <w:p>
-            <w:pPr>
-              <w:widowControl w:val="0"/>
-              <w:pBdr>
-                <w:top w:val="nil"/>
-                <w:left w:val="nil"/>
-                <w:bottom w:val="nil"/>
-                <w:right w:val="nil"/>
-                <w:between w:val="nil"/>
-              </w:pBdr>
-              <w:spacing w:line="240" w:lineRule="auto"/>
-              <w:rPr>
-                <w:rFonts w:ascii="DFKai-SB" w:eastAsia="DFKai-SB" w:hAnsi="DFKai-SB" w:cs="Times New Roman"/>
-                <w:sz w:val="24"/>
-                <w:szCs w:val="24"/>
-              </w:rPr>
-            </w:pPr>
+              <w:rPr>
+                <w:rFonts w:ascii="DFKai-SB" w:eastAsia="DFKai-SB" w:hAnsi="DFKai-SB" w:cs="Times New Roman"/>
+                <w:sz w:val="24"/>
+                <w:szCs w:val="24"/>
+              </w:rPr>
+            </w:pPr>
+            <w:r>
+              <w:t xml:space="preserve">{apply_purpose}{/data_field_rows_3}</w:t>
+            </w:r>
           </w:p>
         </w:tc>
       </w:tr>

--- a/public/templates/DOC-8.docx
+++ b/public/templates/DOC-8.docx
@@ -5083,6 +5083,15 @@
           <w:szCs w:val="24"/>
         </w:rPr>
         <w:t>：</w:t>
+      </w:r>
+      <w:r>
+        <w:t>{#pi_has_sig}</w:t>
+      </w:r>
+      <w:r>
+        <w:t>{%pi_sig}</w:t>
+      </w:r>
+      <w:r>
+        <w:t>{/pi_has_sig}</w:t>
       </w:r>
       <w:r>
         <w:rPr>
